--- a/Requirement Discussions/BR_Discussion_Prep_Pack_Document_Registration_Core_25Aug2026_v1.docx
+++ b/Requirement Discussions/BR_Discussion_Prep_Pack_Document_Registration_Core_25Aug2026_v1.docx
@@ -7,10 +7,24 @@
         <w:pStyle w:val="Heading1"/>
       </w:pPr>
       <w:r>
-        <w:t xml:space="preserve">1. Today’s discussion points (25 </w:t>
+        <w:t>1. Today’s discussion points (25 August 2026</w:t>
       </w:r>
       <w:r>
-        <w:t>August 2026)</w:t>
+        <w:t xml:space="preserve"> to </w:t>
+      </w:r>
+      <w:r>
+        <w:t>2</w:t>
+      </w:r>
+      <w:r>
+        <w:t>7</w:t>
+      </w:r>
+      <w:bookmarkStart w:id="0" w:name="_GoBack"/>
+      <w:bookmarkEnd w:id="0"/>
+      <w:r>
+        <w:t xml:space="preserve"> August 2026</w:t>
+      </w:r>
+      <w:r>
+        <w:t>)</w:t>
       </w:r>
     </w:p>
     <w:p>
@@ -232,14 +246,7 @@
                 <w:rFonts w:ascii="Calibri" w:eastAsia="Calibri" w:hAnsi="Calibri"/>
                 <w:sz w:val="18"/>
               </w:rPr>
-              <w:t>Sub-modules #</w:t>
-            </w:r>
-            <w:r>
-              <w:rPr>
-                <w:rFonts w:ascii="Calibri" w:eastAsia="Calibri" w:hAnsi="Calibri"/>
-                <w:sz w:val="18"/>
-              </w:rPr>
-              <w:t>1, #2, #19; skip 26-08 holiday</w:t>
+              <w:t>Sub-modules #1, #2, #19; skip 26-08 holiday</w:t>
             </w:r>
           </w:p>
         </w:tc>
@@ -372,14 +379,7 @@
                 <w:rFonts w:ascii="Calibri" w:eastAsia="Calibri" w:hAnsi="Calibri"/>
                 <w:sz w:val="18"/>
               </w:rPr>
-              <w:t xml:space="preserve">As-is citizen → SRO registration lifecycle; step model; refusal / send-back; document number </w:t>
-            </w:r>
-            <w:r>
-              <w:rPr>
-                <w:rFonts w:ascii="Calibri" w:eastAsia="Calibri" w:hAnsi="Calibri"/>
-                <w:sz w:val="18"/>
-              </w:rPr>
-              <w:t>generation</w:t>
+              <w:t>As-is citizen → SRO registration lifecycle; step model; refusal / send-back; document number generation</w:t>
             </w:r>
           </w:p>
         </w:tc>
@@ -567,14 +567,7 @@
                 <w:rFonts w:ascii="Calibri" w:eastAsia="Calibri" w:hAnsi="Calibri"/>
                 <w:sz w:val="18"/>
               </w:rPr>
-              <w:t xml:space="preserve">Fees, valuation, </w:t>
-            </w:r>
-            <w:r>
-              <w:rPr>
-                <w:rFonts w:ascii="Calibri" w:eastAsia="Calibri" w:hAnsi="Calibri"/>
-                <w:sz w:val="18"/>
-              </w:rPr>
-              <w:t>Rule 17, scanning, memo (later Sr.)</w:t>
+              <w:t>Fees, valuation, Rule 17, scanning, memo (later Sr.)</w:t>
             </w:r>
           </w:p>
         </w:tc>
@@ -586,10 +579,7 @@
         <w:pStyle w:val="Heading1"/>
       </w:pPr>
       <w:r>
-        <w:t>2. Pain points in the curre</w:t>
-      </w:r>
-      <w:r>
-        <w:t>nt Kaveri 2.0 system (Registration / Appointment / Status)</w:t>
+        <w:t>2. Pain points in the current Kaveri 2.0 system (Registration / Appointment / Status)</w:t>
       </w:r>
     </w:p>
     <w:p>
@@ -601,14 +591,7 @@
           <w:rFonts w:ascii="Calibri" w:eastAsia="Calibri" w:hAnsi="Calibri"/>
           <w:sz w:val="20"/>
         </w:rPr>
-        <w:t xml:space="preserve">Evidence: Requirement Discussions/ServiceDesk Issues/ServiceDeskIssuesList.xlsx — Categorized (curated themes with ticket IDs, often 78k–95k range) and OverallList. Focus below is limited to Sr.12 </w:t>
-      </w:r>
-      <w:r>
-        <w:rPr>
-          <w:rFonts w:ascii="Calibri" w:eastAsia="Calibri" w:hAnsi="Calibri"/>
-          <w:sz w:val="20"/>
-        </w:rPr>
-        <w:t>sub-modules #1 Registration, #2 Appointment, #19 Status tracking. Fees, scanning, Rule 17, memo, court entry, Bhoomi/E-Aasthi integrations are listed only where they break the core registration path.</w:t>
+        <w:t>Evidence: Requirement Discussions/ServiceDesk Issues/ServiceDeskIssuesList.xlsx — Categorized (curated themes with ticket IDs, often 78k–95k range) and OverallList. Focus below is limited to Sr.12 sub-modules #1 Registration, #2 Appointment, #19 Status tracking. Fees, scanning, Rule 17, memo, court entry, Bhoomi/E-Aasthi integrations are listed only where they break the core registration path.</w:t>
       </w:r>
     </w:p>
     <w:p>
@@ -1033,10 +1016,7 @@
         <w:pStyle w:val="Heading1"/>
       </w:pPr>
       <w:r>
-        <w:t xml:space="preserve">3. Governing Acts &amp; </w:t>
-      </w:r>
-      <w:r>
-        <w:t>Rules (from Acts_Rules/Document)</w:t>
+        <w:t>3. Governing Acts &amp; Rules (from Acts_Rules/Document)</w:t>
       </w:r>
     </w:p>
     <w:p>
@@ -1101,16 +1081,7 @@
                 <w:color w:val="FFFFFF"/>
                 <w:sz w:val="18"/>
               </w:rPr>
-              <w:t>File (Acts_Rules/</w:t>
-            </w:r>
-            <w:r>
-              <w:rPr>
-                <w:rFonts w:ascii="Calibri" w:eastAsia="Calibri" w:hAnsi="Calibri"/>
-                <w:b/>
-                <w:color w:val="FFFFFF"/>
-                <w:sz w:val="18"/>
-              </w:rPr>
-              <w:t>Document)</w:t>
+              <w:t>File (Acts_Rules/Document)</w:t>
             </w:r>
           </w:p>
         </w:tc>
@@ -1171,14 +1142,7 @@
                 <w:rFonts w:ascii="Calibri" w:eastAsia="Calibri" w:hAnsi="Calibri"/>
                 <w:sz w:val="18"/>
               </w:rPr>
-              <w:t>Core: registrable docs (s.17–22); time of presentation (s.23–26); place (s.28–31); presenting persons (s.32–33); enquiry before registration (s.34–35); endorse</w:t>
-            </w:r>
-            <w:r>
-              <w:rPr>
-                <w:rFonts w:ascii="Calibri" w:eastAsia="Calibri" w:hAnsi="Calibri"/>
-                <w:sz w:val="18"/>
-              </w:rPr>
-              <w:t>ments/certificates &amp; books (Parts XI–XII themes); refusal (s.71–77); fees (s.78–80); s.32A photo/thumb; s.16A electronic books.</w:t>
+              <w:t>Core: registrable docs (s.17–22); time of presentation (s.23–26); place (s.28–31); presenting persons (s.32–33); enquiry before registration (s.34–35); endorsements/certificates &amp; books (Parts XI–XII themes); refusal (s.71–77); fees (s.78–80); s.32A photo/thumb; s.16A electronic books.</w:t>
             </w:r>
           </w:p>
         </w:tc>
@@ -1222,14 +1186,7 @@
                 <w:rFonts w:ascii="Calibri" w:eastAsia="Calibri" w:hAnsi="Calibri"/>
                 <w:sz w:val="18"/>
               </w:rPr>
-              <w:t>Operational detail: Ch.IX Presentation &amp; exami</w:t>
-            </w:r>
-            <w:r>
-              <w:rPr>
-                <w:rFonts w:ascii="Calibri" w:eastAsia="Calibri" w:hAnsi="Calibri"/>
-                <w:sz w:val="18"/>
-              </w:rPr>
-              <w:t>nation (Rr.37–48); Ch.XII Presentation &amp; examination of parties (Rr.71–80 thumb); Ch.XVI Endorsements &amp; certificates (Rr.94–); Ch.XVII Receipts for documents/fees/return (Rr.110–); Register Books (Ch.XVIII).</w:t>
+              <w:t>Operational detail: Ch.IX Presentation &amp; examination (Rr.37–48); Ch.XII Presentation &amp; examination of parties (Rr.71–80 thumb); Ch.XVI Endorsements &amp; certificates (Rr.94–); Ch.XVII Receipts for documents/fees/return (Rr.110–); Register Books (Ch.XVIII).</w:t>
             </w:r>
           </w:p>
         </w:tc>
@@ -1273,14 +1230,7 @@
                 <w:rFonts w:ascii="Calibri" w:eastAsia="Calibri" w:hAnsi="Calibri"/>
                 <w:sz w:val="18"/>
               </w:rPr>
-              <w:t>State-specific amendments overlaying Central Act — confirm which amended sections apply to online presentation, photos, and computerised books</w:t>
-            </w:r>
-            <w:r>
-              <w:rPr>
-                <w:rFonts w:ascii="Calibri" w:eastAsia="Calibri" w:hAnsi="Calibri"/>
-                <w:sz w:val="18"/>
-              </w:rPr>
-              <w:t>.</w:t>
+              <w:t>State-specific amendments overlaying Central Act — confirm which amended sections apply to online presentation, photos, and computerised books.</w:t>
             </w:r>
           </w:p>
         </w:tc>
@@ -1354,14 +1304,7 @@
                 <w:rFonts w:ascii="Calibri" w:eastAsia="Calibri" w:hAnsi="Calibri"/>
                 <w:sz w:val="18"/>
               </w:rPr>
-              <w:t>THE KARNATAKA STAMP A</w:t>
-            </w:r>
-            <w:r>
-              <w:rPr>
-                <w:rFonts w:ascii="Calibri" w:eastAsia="Calibri" w:hAnsi="Calibri"/>
-                <w:sz w:val="18"/>
-              </w:rPr>
-              <w:t>CT 1957.pdf; Karnataka Stamps Rules 1958.pdf; Schedule 2022; e-Stamping PDFs</w:t>
+              <w:t>THE KARNATAKA STAMP ACT 1957.pdf; Karnataka Stamps Rules 1958.pdf; Schedule 2022; e-Stamping PDFs</w:t>
             </w:r>
           </w:p>
         </w:tc>
@@ -1382,985 +1325,6 @@
       </w:tr>
     </w:tbl>
     <w:p/>
-    <w:p>
-      <w:pPr>
-        <w:pStyle w:val="Heading2"/>
-      </w:pPr>
-      <w:r>
-        <w:t xml:space="preserve">3.2 Statutory anchors for today’s three </w:t>
-      </w:r>
-      <w:r>
-        <w:t>sub-modules</w:t>
-      </w:r>
-    </w:p>
-    <w:tbl>
-      <w:tblPr>
-        <w:tblStyle w:val="TableGrid"/>
-        <w:tblW w:w="0" w:type="auto"/>
-        <w:tblLook w:val="04A0" w:firstRow="1" w:lastRow="0" w:firstColumn="1" w:lastColumn="0" w:noHBand="0" w:noVBand="1"/>
-      </w:tblPr>
-      <w:tblGrid>
-        <w:gridCol w:w="3356"/>
-        <w:gridCol w:w="3357"/>
-        <w:gridCol w:w="3357"/>
-      </w:tblGrid>
-      <w:tr>
-        <w:tc>
-          <w:tcPr>
-            <w:tcW w:w="3360" w:type="dxa"/>
-            <w:shd w:val="clear" w:color="auto" w:fill="1F4E79"/>
-          </w:tcPr>
-          <w:p>
-            <w:r>
-              <w:rPr>
-                <w:rFonts w:ascii="Calibri" w:eastAsia="Calibri" w:hAnsi="Calibri"/>
-                <w:b/>
-                <w:color w:val="FFFFFF"/>
-                <w:sz w:val="18"/>
-              </w:rPr>
-              <w:t>Sub-module</w:t>
-            </w:r>
-          </w:p>
-        </w:tc>
-        <w:tc>
-          <w:tcPr>
-            <w:tcW w:w="3360" w:type="dxa"/>
-            <w:shd w:val="clear" w:color="auto" w:fill="1F4E79"/>
-          </w:tcPr>
-          <w:p>
-            <w:r>
-              <w:rPr>
-                <w:rFonts w:ascii="Calibri" w:eastAsia="Calibri" w:hAnsi="Calibri"/>
-                <w:b/>
-                <w:color w:val="FFFFFF"/>
-                <w:sz w:val="18"/>
-              </w:rPr>
-              <w:t>Legal anchors to verify in walkthrough</w:t>
-            </w:r>
-          </w:p>
-        </w:tc>
-        <w:tc>
-          <w:tcPr>
-            <w:tcW w:w="3360" w:type="dxa"/>
-            <w:shd w:val="clear" w:color="auto" w:fill="1F4E79"/>
-          </w:tcPr>
-          <w:p>
-            <w:r>
-              <w:rPr>
-                <w:rFonts w:ascii="Calibri" w:eastAsia="Calibri" w:hAnsi="Calibri"/>
-                <w:b/>
-                <w:color w:val="FFFFFF"/>
-                <w:sz w:val="18"/>
-              </w:rPr>
-              <w:t>System implication for 3.0</w:t>
-            </w:r>
-          </w:p>
-        </w:tc>
-      </w:tr>
-      <w:tr>
-        <w:tc>
-          <w:tcPr>
-            <w:tcW w:w="3360" w:type="dxa"/>
-          </w:tcPr>
-          <w:p>
-            <w:r>
-              <w:rPr>
-                <w:rFonts w:ascii="Calibri" w:eastAsia="Calibri" w:hAnsi="Calibri"/>
-                <w:sz w:val="18"/>
-              </w:rPr>
-              <w:t>#1 Registration</w:t>
-            </w:r>
-          </w:p>
-        </w:tc>
-        <w:tc>
-          <w:tcPr>
-            <w:tcW w:w="3360" w:type="dxa"/>
-          </w:tcPr>
-          <w:p>
-            <w:r>
-              <w:rPr>
-                <w:rFonts w:ascii="Calibri" w:eastAsia="Calibri" w:hAnsi="Calibri"/>
-                <w:sz w:val="18"/>
-              </w:rPr>
-              <w:t xml:space="preserve">Act s.17–22 (what must be registered); s.32–35 (who presents; enquiry; admission/denial); s.71–77 (refusal &amp; appeal); s.32A (photo etc.); Rules Ch.IX </w:t>
-            </w:r>
-            <w:r>
-              <w:rPr>
-                <w:rFonts w:ascii="Calibri" w:eastAsia="Calibri" w:hAnsi="Calibri"/>
-                <w:sz w:val="18"/>
-              </w:rPr>
-              <w:t>&amp; XII (examination, thumb); Ch.XVI (endorsement/certificate); Ch.XVIII (register books / s.16A computer records)</w:t>
-            </w:r>
-          </w:p>
-        </w:tc>
-        <w:tc>
-          <w:tcPr>
-            <w:tcW w:w="3360" w:type="dxa"/>
-          </w:tcPr>
-          <w:p>
-            <w:r>
-              <w:rPr>
-                <w:rFonts w:ascii="Calibri" w:eastAsia="Calibri" w:hAnsi="Calibri"/>
-                <w:sz w:val="18"/>
-              </w:rPr>
-              <w:t xml:space="preserve">Step model must produce: examination → admission/denial record → endorsement/certificate → book entry → receipt/return. “Check &amp; Register” and </w:t>
-            </w:r>
-            <w:r>
-              <w:rPr>
-                <w:rFonts w:ascii="Calibri" w:eastAsia="Calibri" w:hAnsi="Calibri"/>
-                <w:sz w:val="18"/>
-              </w:rPr>
-              <w:t>Summary must be legally complete artefacts.</w:t>
-            </w:r>
-          </w:p>
-        </w:tc>
-      </w:tr>
-      <w:tr>
-        <w:tc>
-          <w:tcPr>
-            <w:tcW w:w="3360" w:type="dxa"/>
-          </w:tcPr>
-          <w:p>
-            <w:r>
-              <w:rPr>
-                <w:rFonts w:ascii="Calibri" w:eastAsia="Calibri" w:hAnsi="Calibri"/>
-                <w:sz w:val="18"/>
-              </w:rPr>
-              <w:lastRenderedPageBreak/>
-              <w:t>#2 Appointment</w:t>
-            </w:r>
-          </w:p>
-        </w:tc>
-        <w:tc>
-          <w:tcPr>
-            <w:tcW w:w="3360" w:type="dxa"/>
-          </w:tcPr>
-          <w:p>
-            <w:r>
-              <w:rPr>
-                <w:rFonts w:ascii="Calibri" w:eastAsia="Calibri" w:hAnsi="Calibri"/>
-                <w:sz w:val="18"/>
-              </w:rPr>
-              <w:t>Act Part IV/V presentation timing &amp; place (s.23–31); Rules R.37/40/72 (office where presented; manner; place); office hours/holidays (Rules Ch.II)</w:t>
-            </w:r>
-          </w:p>
-        </w:tc>
-        <w:tc>
-          <w:tcPr>
-            <w:tcW w:w="3360" w:type="dxa"/>
-          </w:tcPr>
-          <w:p>
-            <w:r>
-              <w:rPr>
-                <w:rFonts w:ascii="Calibri" w:eastAsia="Calibri" w:hAnsi="Calibri"/>
-                <w:sz w:val="18"/>
-              </w:rPr>
-              <w:t>Appointment is the controlled presentation slot —</w:t>
-            </w:r>
-            <w:r>
-              <w:rPr>
-                <w:rFonts w:ascii="Calibri" w:eastAsia="Calibri" w:hAnsi="Calibri"/>
-                <w:sz w:val="18"/>
-              </w:rPr>
-              <w:t xml:space="preserve"> must sync payment, jurisdiction SRO, capacity, holidays (incl. today+1 Eid). Reschedule/withdraw must not orphan PRP numbers (see DOC-PP-08).</w:t>
-            </w:r>
-          </w:p>
-        </w:tc>
-      </w:tr>
-      <w:tr>
-        <w:tc>
-          <w:tcPr>
-            <w:tcW w:w="3360" w:type="dxa"/>
-          </w:tcPr>
-          <w:p>
-            <w:r>
-              <w:rPr>
-                <w:rFonts w:ascii="Calibri" w:eastAsia="Calibri" w:hAnsi="Calibri"/>
-                <w:sz w:val="18"/>
-              </w:rPr>
-              <w:t>#19 Status tracking</w:t>
-            </w:r>
-          </w:p>
-        </w:tc>
-        <w:tc>
-          <w:tcPr>
-            <w:tcW w:w="3360" w:type="dxa"/>
-          </w:tcPr>
-          <w:p>
-            <w:r>
-              <w:rPr>
-                <w:rFonts w:ascii="Calibri" w:eastAsia="Calibri" w:hAnsi="Calibri"/>
-                <w:sz w:val="18"/>
-              </w:rPr>
-              <w:t>Act effects of registration (s.47–49); refusal reasons to be recorded (s.71); receipts (Rule</w:t>
-            </w:r>
-            <w:r>
-              <w:rPr>
-                <w:rFonts w:ascii="Calibri" w:eastAsia="Calibri" w:hAnsi="Calibri"/>
-                <w:sz w:val="18"/>
-              </w:rPr>
-              <w:t>s Ch.XVII); Sakala service levels (operational, not in Act folder)</w:t>
-            </w:r>
-          </w:p>
-        </w:tc>
-        <w:tc>
-          <w:tcPr>
-            <w:tcW w:w="3360" w:type="dxa"/>
-          </w:tcPr>
-          <w:p>
-            <w:r>
-              <w:rPr>
-                <w:rFonts w:ascii="Calibri" w:eastAsia="Calibri" w:hAnsi="Calibri"/>
-                <w:sz w:val="18"/>
-              </w:rPr>
-              <w:t>Single status model for citizen &amp; department: Draft → Paid → Appointment booked → Under process (step) → Registered / Refused / Withdrawn / Sent back — with audit trail and Sakala reconcili</w:t>
-            </w:r>
-            <w:r>
-              <w:rPr>
-                <w:rFonts w:ascii="Calibri" w:eastAsia="Calibri" w:hAnsi="Calibri"/>
-                <w:sz w:val="18"/>
-              </w:rPr>
-              <w:t>ation.</w:t>
-            </w:r>
-          </w:p>
-        </w:tc>
-      </w:tr>
-    </w:tbl>
-    <w:p/>
-    <w:p>
-      <w:pPr>
-        <w:pStyle w:val="Heading2"/>
-      </w:pPr>
-      <w:r>
-        <w:t xml:space="preserve">4.2 Decision questions </w:t>
-      </w:r>
-    </w:p>
-    <w:tbl>
-      <w:tblPr>
-        <w:tblStyle w:val="TableGrid"/>
-        <w:tblW w:w="0" w:type="auto"/>
-        <w:tblLook w:val="04A0" w:firstRow="1" w:lastRow="0" w:firstColumn="1" w:lastColumn="0" w:noHBand="0" w:noVBand="1"/>
-      </w:tblPr>
-      <w:tblGrid>
-        <w:gridCol w:w="2516"/>
-        <w:gridCol w:w="2518"/>
-        <w:gridCol w:w="2519"/>
-        <w:gridCol w:w="2517"/>
-      </w:tblGrid>
-      <w:tr>
-        <w:tc>
-          <w:tcPr>
-            <w:tcW w:w="2520" w:type="dxa"/>
-            <w:shd w:val="clear" w:color="auto" w:fill="1F4E79"/>
-          </w:tcPr>
-          <w:p>
-            <w:r>
-              <w:rPr>
-                <w:rFonts w:ascii="Calibri" w:eastAsia="Calibri" w:hAnsi="Calibri"/>
-                <w:b/>
-                <w:color w:val="FFFFFF"/>
-                <w:sz w:val="18"/>
-              </w:rPr>
-              <w:t>DQ#</w:t>
-            </w:r>
-          </w:p>
-        </w:tc>
-        <w:tc>
-          <w:tcPr>
-            <w:tcW w:w="2520" w:type="dxa"/>
-            <w:shd w:val="clear" w:color="auto" w:fill="1F4E79"/>
-          </w:tcPr>
-          <w:p>
-            <w:r>
-              <w:rPr>
-                <w:rFonts w:ascii="Calibri" w:eastAsia="Calibri" w:hAnsi="Calibri"/>
-                <w:b/>
-                <w:color w:val="FFFFFF"/>
-                <w:sz w:val="18"/>
-              </w:rPr>
-              <w:t>Discussion point</w:t>
-            </w:r>
-          </w:p>
-        </w:tc>
-        <w:tc>
-          <w:tcPr>
-            <w:tcW w:w="2520" w:type="dxa"/>
-            <w:shd w:val="clear" w:color="auto" w:fill="1F4E79"/>
-          </w:tcPr>
-          <w:p>
-            <w:r>
-              <w:rPr>
-                <w:rFonts w:ascii="Calibri" w:eastAsia="Calibri" w:hAnsi="Calibri"/>
-                <w:b/>
-                <w:color w:val="FFFFFF"/>
-                <w:sz w:val="18"/>
-              </w:rPr>
-              <w:t>Options / notes</w:t>
-            </w:r>
-          </w:p>
-        </w:tc>
-        <w:tc>
-          <w:tcPr>
-            <w:tcW w:w="2520" w:type="dxa"/>
-            <w:shd w:val="clear" w:color="auto" w:fill="1F4E79"/>
-          </w:tcPr>
-          <w:p>
-            <w:r>
-              <w:rPr>
-                <w:rFonts w:ascii="Calibri" w:eastAsia="Calibri" w:hAnsi="Calibri"/>
-                <w:b/>
-                <w:color w:val="FFFFFF"/>
-                <w:sz w:val="18"/>
-              </w:rPr>
-              <w:t>Decision</w:t>
-            </w:r>
-          </w:p>
-        </w:tc>
-      </w:tr>
-      <w:tr>
-        <w:tc>
-          <w:tcPr>
-            <w:tcW w:w="2520" w:type="dxa"/>
-          </w:tcPr>
-          <w:p>
-            <w:r>
-              <w:rPr>
-                <w:rFonts w:ascii="Calibri" w:eastAsia="Calibri" w:hAnsi="Calibri"/>
-                <w:sz w:val="18"/>
-              </w:rPr>
-              <w:t>DQ-01</w:t>
-            </w:r>
-          </w:p>
-        </w:tc>
-        <w:tc>
-          <w:tcPr>
-            <w:tcW w:w="2520" w:type="dxa"/>
-          </w:tcPr>
-          <w:p>
-            <w:r>
-              <w:rPr>
-                <w:rFonts w:ascii="Calibri" w:eastAsia="Calibri" w:hAnsi="Calibri"/>
-                <w:sz w:val="18"/>
-              </w:rPr>
-              <w:t xml:space="preserve">What is the canonical registration step model for 3.0 </w:t>
-            </w:r>
-            <w:r>
-              <w:rPr>
-                <w:rFonts w:ascii="Calibri" w:eastAsia="Calibri" w:hAnsi="Calibri"/>
-                <w:sz w:val="18"/>
-              </w:rPr>
-              <w:t>(citizen + SRO)?</w:t>
-            </w:r>
-          </w:p>
-        </w:tc>
-        <w:tc>
-          <w:tcPr>
-            <w:tcW w:w="2520" w:type="dxa"/>
-          </w:tcPr>
-          <w:p>
-            <w:r>
-              <w:rPr>
-                <w:rFonts w:ascii="Calibri" w:eastAsia="Calibri" w:hAnsi="Calibri"/>
-                <w:sz w:val="18"/>
-              </w:rPr>
-              <w:t>Retain K2 steps / simplify / redesign; publish as-is vs to-be diagram</w:t>
-            </w:r>
-          </w:p>
-        </w:tc>
-        <w:tc>
-          <w:tcPr>
-            <w:tcW w:w="2520" w:type="dxa"/>
-          </w:tcPr>
-          <w:p/>
-        </w:tc>
-      </w:tr>
-      <w:tr>
-        <w:tc>
-          <w:tcPr>
-            <w:tcW w:w="2520" w:type="dxa"/>
-          </w:tcPr>
-          <w:p>
-            <w:r>
-              <w:rPr>
-                <w:rFonts w:ascii="Calibri" w:eastAsia="Calibri" w:hAnsi="Calibri"/>
-                <w:sz w:val="18"/>
-              </w:rPr>
-              <w:t>DQ-02</w:t>
-            </w:r>
-          </w:p>
-        </w:tc>
-        <w:tc>
-          <w:tcPr>
-            <w:tcW w:w="2520" w:type="dxa"/>
-          </w:tcPr>
-          <w:p>
-            <w:r>
-              <w:rPr>
-                <w:rFonts w:ascii="Calibri" w:eastAsia="Calibri" w:hAnsi="Calibri"/>
-                <w:sz w:val="18"/>
-              </w:rPr>
-              <w:t>When does a document become “presented” legally in the online flow?</w:t>
-            </w:r>
-          </w:p>
-        </w:tc>
-        <w:tc>
-          <w:tcPr>
-            <w:tcW w:w="2520" w:type="dxa"/>
-          </w:tcPr>
-          <w:p>
-            <w:r>
-              <w:rPr>
-                <w:rFonts w:ascii="Calibri" w:eastAsia="Calibri" w:hAnsi="Calibri"/>
-                <w:sz w:val="18"/>
-              </w:rPr>
-              <w:t>On application submit / on payment / on appointment check-in / on SR admission</w:t>
-            </w:r>
-          </w:p>
-        </w:tc>
-        <w:tc>
-          <w:tcPr>
-            <w:tcW w:w="2520" w:type="dxa"/>
-          </w:tcPr>
-          <w:p/>
-        </w:tc>
-      </w:tr>
-      <w:tr>
-        <w:tc>
-          <w:tcPr>
-            <w:tcW w:w="2520" w:type="dxa"/>
-          </w:tcPr>
-          <w:p>
-            <w:r>
-              <w:rPr>
-                <w:rFonts w:ascii="Calibri" w:eastAsia="Calibri" w:hAnsi="Calibri"/>
-                <w:sz w:val="18"/>
-              </w:rPr>
-              <w:t>DQ-03</w:t>
-            </w:r>
-          </w:p>
-        </w:tc>
-        <w:tc>
-          <w:tcPr>
-            <w:tcW w:w="2520" w:type="dxa"/>
-          </w:tcPr>
-          <w:p>
-            <w:r>
-              <w:rPr>
-                <w:rFonts w:ascii="Calibri" w:eastAsia="Calibri" w:hAnsi="Calibri"/>
-                <w:sz w:val="18"/>
-              </w:rPr>
-              <w:t>Appointment rules: capacity, cut-offs, holidays, multi-slot, private residence (s.31)?</w:t>
-            </w:r>
-          </w:p>
-        </w:tc>
-        <w:tc>
-          <w:tcPr>
-            <w:tcW w:w="2520" w:type="dxa"/>
-          </w:tcPr>
-          <w:p>
-            <w:r>
-              <w:rPr>
-                <w:rFonts w:ascii="Calibri" w:eastAsia="Calibri" w:hAnsi="Calibri"/>
-                <w:sz w:val="18"/>
-              </w:rPr>
-              <w:t>Define calendar master + exception workflow</w:t>
-            </w:r>
-          </w:p>
-        </w:tc>
-        <w:tc>
-          <w:tcPr>
-            <w:tcW w:w="2520" w:type="dxa"/>
-          </w:tcPr>
-          <w:p/>
-        </w:tc>
-      </w:tr>
-      <w:tr>
-        <w:tc>
-          <w:tcPr>
-            <w:tcW w:w="2520" w:type="dxa"/>
-          </w:tcPr>
-          <w:p>
-            <w:r>
-              <w:rPr>
-                <w:rFonts w:ascii="Calibri" w:eastAsia="Calibri" w:hAnsi="Calibri"/>
-                <w:sz w:val="18"/>
-              </w:rPr>
-              <w:t>DQ-04</w:t>
-            </w:r>
-          </w:p>
-        </w:tc>
-        <w:tc>
-          <w:tcPr>
-            <w:tcW w:w="2520" w:type="dxa"/>
-          </w:tcPr>
-          <w:p>
-            <w:r>
-              <w:rPr>
-                <w:rFonts w:ascii="Calibri" w:eastAsia="Calibri" w:hAnsi="Calibri"/>
-                <w:sz w:val="18"/>
-              </w:rPr>
-              <w:t>Payment ↔ Appointment ↔ Status: single state machine or separate modules?</w:t>
-            </w:r>
-          </w:p>
-        </w:tc>
-        <w:tc>
-          <w:tcPr>
-            <w:tcW w:w="2520" w:type="dxa"/>
-          </w:tcPr>
-          <w:p>
-            <w:r>
-              <w:rPr>
-                <w:rFonts w:ascii="Calibri" w:eastAsia="Calibri" w:hAnsi="Calibri"/>
-                <w:sz w:val="18"/>
-              </w:rPr>
-              <w:t>Must fix DOC-PP-01/02 desync</w:t>
-            </w:r>
-          </w:p>
-        </w:tc>
-        <w:tc>
-          <w:tcPr>
-            <w:tcW w:w="2520" w:type="dxa"/>
-          </w:tcPr>
-          <w:p/>
-        </w:tc>
-      </w:tr>
-      <w:tr>
-        <w:tc>
-          <w:tcPr>
-            <w:tcW w:w="2520" w:type="dxa"/>
-          </w:tcPr>
-          <w:p>
-            <w:r>
-              <w:rPr>
-                <w:rFonts w:ascii="Calibri" w:eastAsia="Calibri" w:hAnsi="Calibri"/>
-                <w:sz w:val="18"/>
-              </w:rPr>
-              <w:t>DQ-05</w:t>
-            </w:r>
-          </w:p>
-        </w:tc>
-        <w:tc>
-          <w:tcPr>
-            <w:tcW w:w="2520" w:type="dxa"/>
-          </w:tcPr>
-          <w:p>
-            <w:r>
-              <w:rPr>
-                <w:rFonts w:ascii="Calibri" w:eastAsia="Calibri" w:hAnsi="Calibri"/>
-                <w:sz w:val="18"/>
-              </w:rPr>
-              <w:t>Who ca</w:t>
-            </w:r>
-            <w:r>
-              <w:rPr>
-                <w:rFonts w:ascii="Calibri" w:eastAsia="Calibri" w:hAnsi="Calibri"/>
-                <w:sz w:val="18"/>
-              </w:rPr>
-              <w:t>n send-back / refuse / withdraw at which step; mandatory reason codes (s.71)?</w:t>
-            </w:r>
-          </w:p>
-        </w:tc>
-        <w:tc>
-          <w:tcPr>
-            <w:tcW w:w="2520" w:type="dxa"/>
-          </w:tcPr>
-          <w:p>
-            <w:r>
-              <w:rPr>
-                <w:rFonts w:ascii="Calibri" w:eastAsia="Calibri" w:hAnsi="Calibri"/>
-                <w:sz w:val="18"/>
-              </w:rPr>
-              <w:t>Role matrix + reason master</w:t>
-            </w:r>
-          </w:p>
-        </w:tc>
-        <w:tc>
-          <w:tcPr>
-            <w:tcW w:w="2520" w:type="dxa"/>
-          </w:tcPr>
-          <w:p/>
-        </w:tc>
-      </w:tr>
-      <w:tr>
-        <w:tc>
-          <w:tcPr>
-            <w:tcW w:w="2520" w:type="dxa"/>
-          </w:tcPr>
-          <w:p>
-            <w:r>
-              <w:rPr>
-                <w:rFonts w:ascii="Calibri" w:eastAsia="Calibri" w:hAnsi="Calibri"/>
-                <w:sz w:val="18"/>
-              </w:rPr>
-              <w:t>DQ-06</w:t>
-            </w:r>
-          </w:p>
-        </w:tc>
-        <w:tc>
-          <w:tcPr>
-            <w:tcW w:w="2520" w:type="dxa"/>
-          </w:tcPr>
-          <w:p>
-            <w:r>
-              <w:rPr>
-                <w:rFonts w:ascii="Calibri" w:eastAsia="Calibri" w:hAnsi="Calibri"/>
-                <w:sz w:val="18"/>
-              </w:rPr>
-              <w:t>Summary &amp; Endorsement: system-of-record fields; no silent overwrite of photo/thumb/party data?</w:t>
-            </w:r>
-          </w:p>
-        </w:tc>
-        <w:tc>
-          <w:tcPr>
-            <w:tcW w:w="2520" w:type="dxa"/>
-          </w:tcPr>
-          <w:p>
-            <w:r>
-              <w:rPr>
-                <w:rFonts w:ascii="Calibri" w:eastAsia="Calibri" w:hAnsi="Calibri"/>
-                <w:sz w:val="18"/>
-              </w:rPr>
-              <w:t>Addresses DOC-PP-05/06</w:t>
-            </w:r>
-          </w:p>
-        </w:tc>
-        <w:tc>
-          <w:tcPr>
-            <w:tcW w:w="2520" w:type="dxa"/>
-          </w:tcPr>
-          <w:p/>
-        </w:tc>
-      </w:tr>
-      <w:tr>
-        <w:tc>
-          <w:tcPr>
-            <w:tcW w:w="2520" w:type="dxa"/>
-          </w:tcPr>
-          <w:p>
-            <w:r>
-              <w:rPr>
-                <w:rFonts w:ascii="Calibri" w:eastAsia="Calibri" w:hAnsi="Calibri"/>
-                <w:sz w:val="18"/>
-              </w:rPr>
-              <w:t>DQ-07</w:t>
-            </w:r>
-          </w:p>
-        </w:tc>
-        <w:tc>
-          <w:tcPr>
-            <w:tcW w:w="2520" w:type="dxa"/>
-          </w:tcPr>
-          <w:p>
-            <w:r>
-              <w:rPr>
-                <w:rFonts w:ascii="Calibri" w:eastAsia="Calibri" w:hAnsi="Calibri"/>
-                <w:sz w:val="18"/>
-              </w:rPr>
-              <w:t>Check &amp; Register</w:t>
-            </w:r>
-            <w:r>
-              <w:rPr>
-                <w:rFonts w:ascii="Calibri" w:eastAsia="Calibri" w:hAnsi="Calibri"/>
-                <w:sz w:val="18"/>
-              </w:rPr>
-              <w:t xml:space="preserve"> enablement rules — what blockers are valid vs defects?</w:t>
-            </w:r>
-          </w:p>
-        </w:tc>
-        <w:tc>
-          <w:tcPr>
-            <w:tcW w:w="2520" w:type="dxa"/>
-          </w:tcPr>
-          <w:p>
-            <w:r>
-              <w:rPr>
-                <w:rFonts w:ascii="Calibri" w:eastAsia="Calibri" w:hAnsi="Calibri"/>
-                <w:sz w:val="18"/>
-              </w:rPr>
-              <w:t>Explicit checklist vs hidden flags (DOC-PP-05)</w:t>
-            </w:r>
-          </w:p>
-        </w:tc>
-        <w:tc>
-          <w:tcPr>
-            <w:tcW w:w="2520" w:type="dxa"/>
-          </w:tcPr>
-          <w:p/>
-        </w:tc>
-      </w:tr>
-      <w:tr>
-        <w:tc>
-          <w:tcPr>
-            <w:tcW w:w="2520" w:type="dxa"/>
-          </w:tcPr>
-          <w:p>
-            <w:r>
-              <w:rPr>
-                <w:rFonts w:ascii="Calibri" w:eastAsia="Calibri" w:hAnsi="Calibri"/>
-                <w:sz w:val="18"/>
-              </w:rPr>
-              <w:t>DQ-08</w:t>
-            </w:r>
-          </w:p>
-        </w:tc>
-        <w:tc>
-          <w:tcPr>
-            <w:tcW w:w="2520" w:type="dxa"/>
-          </w:tcPr>
-          <w:p>
-            <w:r>
-              <w:rPr>
-                <w:rFonts w:ascii="Calibri" w:eastAsia="Calibri" w:hAnsi="Calibri"/>
-                <w:sz w:val="18"/>
-              </w:rPr>
-              <w:t>Digital sign: bind to active SR post (UM); retry / already-signed handling?</w:t>
-            </w:r>
-          </w:p>
-        </w:tc>
-        <w:tc>
-          <w:tcPr>
-            <w:tcW w:w="2520" w:type="dxa"/>
-          </w:tcPr>
-          <w:p>
-            <w:r>
-              <w:rPr>
-                <w:rFonts w:ascii="Calibri" w:eastAsia="Calibri" w:hAnsi="Calibri"/>
-                <w:sz w:val="18"/>
-              </w:rPr>
-              <w:t>Depends on 24-Aug UM; DOC-PP-07</w:t>
-            </w:r>
-          </w:p>
-        </w:tc>
-        <w:tc>
-          <w:tcPr>
-            <w:tcW w:w="2520" w:type="dxa"/>
-          </w:tcPr>
-          <w:p/>
-        </w:tc>
-      </w:tr>
-      <w:tr>
-        <w:tc>
-          <w:tcPr>
-            <w:tcW w:w="2520" w:type="dxa"/>
-          </w:tcPr>
-          <w:p>
-            <w:r>
-              <w:rPr>
-                <w:rFonts w:ascii="Calibri" w:eastAsia="Calibri" w:hAnsi="Calibri"/>
-                <w:sz w:val="18"/>
-              </w:rPr>
-              <w:t>DQ-09</w:t>
-            </w:r>
-          </w:p>
-        </w:tc>
-        <w:tc>
-          <w:tcPr>
-            <w:tcW w:w="2520" w:type="dxa"/>
-          </w:tcPr>
-          <w:p>
-            <w:r>
-              <w:rPr>
-                <w:rFonts w:ascii="Calibri" w:eastAsia="Calibri" w:hAnsi="Calibri"/>
-                <w:sz w:val="18"/>
-              </w:rPr>
-              <w:t>Status visibility: one status</w:t>
-            </w:r>
-            <w:r>
-              <w:rPr>
-                <w:rFonts w:ascii="Calibri" w:eastAsia="Calibri" w:hAnsi="Calibri"/>
-                <w:sz w:val="18"/>
-              </w:rPr>
-              <w:t xml:space="preserve"> API for citizen, SRO, Sakala, dashboard?</w:t>
-            </w:r>
-          </w:p>
-        </w:tc>
-        <w:tc>
-          <w:tcPr>
-            <w:tcW w:w="2520" w:type="dxa"/>
-          </w:tcPr>
-          <w:p>
-            <w:r>
-              <w:rPr>
-                <w:rFonts w:ascii="Calibri" w:eastAsia="Calibri" w:hAnsi="Calibri"/>
-                <w:sz w:val="18"/>
-              </w:rPr>
-              <w:t>Addresses DOC-PP-10/11/12</w:t>
-            </w:r>
-          </w:p>
-        </w:tc>
-        <w:tc>
-          <w:tcPr>
-            <w:tcW w:w="2520" w:type="dxa"/>
-          </w:tcPr>
-          <w:p/>
-        </w:tc>
-      </w:tr>
-      <w:tr>
-        <w:tc>
-          <w:tcPr>
-            <w:tcW w:w="2520" w:type="dxa"/>
-          </w:tcPr>
-          <w:p>
-            <w:r>
-              <w:rPr>
-                <w:rFonts w:ascii="Calibri" w:eastAsia="Calibri" w:hAnsi="Calibri"/>
-                <w:sz w:val="18"/>
-              </w:rPr>
-              <w:t>DQ-10</w:t>
-            </w:r>
-          </w:p>
-        </w:tc>
-        <w:tc>
-          <w:tcPr>
-            <w:tcW w:w="2520" w:type="dxa"/>
-          </w:tcPr>
-          <w:p>
-            <w:r>
-              <w:rPr>
-                <w:rFonts w:ascii="Calibri" w:eastAsia="Calibri" w:hAnsi="Calibri"/>
-                <w:sz w:val="18"/>
-              </w:rPr>
-              <w:t>Document number generation timing relative to endorsement &amp; digital sign?</w:t>
-            </w:r>
-          </w:p>
-        </w:tc>
-        <w:tc>
-          <w:tcPr>
-            <w:tcW w:w="2520" w:type="dxa"/>
-          </w:tcPr>
-          <w:p>
-            <w:r>
-              <w:rPr>
-                <w:rFonts w:ascii="Calibri" w:eastAsia="Calibri" w:hAnsi="Calibri"/>
-                <w:sz w:val="18"/>
-              </w:rPr>
-              <w:t>Confirm statutory order</w:t>
-            </w:r>
-          </w:p>
-        </w:tc>
-        <w:tc>
-          <w:tcPr>
-            <w:tcW w:w="2520" w:type="dxa"/>
-          </w:tcPr>
-          <w:p/>
-        </w:tc>
-      </w:tr>
-      <w:tr>
-        <w:tc>
-          <w:tcPr>
-            <w:tcW w:w="2520" w:type="dxa"/>
-          </w:tcPr>
-          <w:p>
-            <w:r>
-              <w:rPr>
-                <w:rFonts w:ascii="Calibri" w:eastAsia="Calibri" w:hAnsi="Calibri"/>
-                <w:sz w:val="18"/>
-              </w:rPr>
-              <w:t>DQ-11</w:t>
-            </w:r>
-          </w:p>
-        </w:tc>
-        <w:tc>
-          <w:tcPr>
-            <w:tcW w:w="2520" w:type="dxa"/>
-          </w:tcPr>
-          <w:p>
-            <w:r>
-              <w:rPr>
-                <w:rFonts w:ascii="Calibri" w:eastAsia="Calibri" w:hAnsi="Calibri"/>
-                <w:sz w:val="18"/>
-              </w:rPr>
-              <w:t>Reschedule / withdraw after appointment — fee forfeiture / rebooking polic</w:t>
-            </w:r>
-            <w:r>
-              <w:rPr>
-                <w:rFonts w:ascii="Calibri" w:eastAsia="Calibri" w:hAnsi="Calibri"/>
-                <w:sz w:val="18"/>
-              </w:rPr>
-              <w:t>y?</w:t>
-            </w:r>
-          </w:p>
-        </w:tc>
-        <w:tc>
-          <w:tcPr>
-            <w:tcW w:w="2520" w:type="dxa"/>
-          </w:tcPr>
-          <w:p>
-            <w:r>
-              <w:rPr>
-                <w:rFonts w:ascii="Calibri" w:eastAsia="Calibri" w:hAnsi="Calibri"/>
-                <w:sz w:val="18"/>
-              </w:rPr>
-              <w:t>DOC-PP-08</w:t>
-            </w:r>
-          </w:p>
-        </w:tc>
-        <w:tc>
-          <w:tcPr>
-            <w:tcW w:w="2520" w:type="dxa"/>
-          </w:tcPr>
-          <w:p/>
-        </w:tc>
-      </w:tr>
-      <w:tr>
-        <w:tc>
-          <w:tcPr>
-            <w:tcW w:w="2520" w:type="dxa"/>
-          </w:tcPr>
-          <w:p>
-            <w:r>
-              <w:rPr>
-                <w:rFonts w:ascii="Calibri" w:eastAsia="Calibri" w:hAnsi="Calibri"/>
-                <w:sz w:val="18"/>
-              </w:rPr>
-              <w:t>DQ-12</w:t>
-            </w:r>
-          </w:p>
-        </w:tc>
-        <w:tc>
-          <w:tcPr>
-            <w:tcW w:w="2520" w:type="dxa"/>
-          </w:tcPr>
-          <w:p>
-            <w:r>
-              <w:rPr>
-                <w:rFonts w:ascii="Calibri" w:eastAsia="Calibri" w:hAnsi="Calibri"/>
-                <w:sz w:val="18"/>
-              </w:rPr>
-              <w:t>Which Registration Act Karnataka amendments + notifications are in-force for e-registration BRD citations?</w:t>
-            </w:r>
-          </w:p>
-        </w:tc>
-        <w:tc>
-          <w:tcPr>
-            <w:tcW w:w="2520" w:type="dxa"/>
-          </w:tcPr>
-          <w:p>
-            <w:r>
-              <w:rPr>
-                <w:rFonts w:ascii="Calibri" w:eastAsia="Calibri" w:hAnsi="Calibri"/>
-                <w:sz w:val="18"/>
-              </w:rPr>
-              <w:t>List annexure from Acts_Rules/Document</w:t>
-            </w:r>
-          </w:p>
-        </w:tc>
-        <w:tc>
-          <w:tcPr>
-            <w:tcW w:w="2520" w:type="dxa"/>
-          </w:tcPr>
-          <w:p/>
-        </w:tc>
-      </w:tr>
-    </w:tbl>
-    <w:p/>
-    <w:p>
-      <w:pPr>
-        <w:pStyle w:val="Heading1"/>
-      </w:pPr>
-      <w:bookmarkStart w:id="0" w:name="_GoBack"/>
-      <w:bookmarkEnd w:id="0"/>
-    </w:p>
     <w:sectPr>
       <w:pgSz w:w="12240" w:h="15840"/>
       <w:pgMar w:top="1008" w:right="1080" w:bottom="1008" w:left="1080" w:header="720" w:footer="720" w:gutter="0"/>
@@ -14277,7 +13241,7 @@
 </file>
 
 <file path=customXml/itemProps1.xml><?xml version="1.0" encoding="utf-8"?>
-<ds:datastoreItem xmlns:ds="http://schemas.openxmlformats.org/officeDocument/2006/customXml" ds:itemID="{1A09AAEC-66BC-4104-9703-88B532DC4A49}">
+<ds:datastoreItem xmlns:ds="http://schemas.openxmlformats.org/officeDocument/2006/customXml" ds:itemID="{2E2D683B-98AB-4C63-8399-5CEE3DC65658}">
   <ds:schemaRefs>
     <ds:schemaRef ds:uri="http://schemas.openxmlformats.org/officeDocument/2006/bibliography"/>
   </ds:schemaRefs>
